--- a/1952.12/1952年12月17日，关于朝鲜战争形势等问题致斯大林电——小楠同志__LLM初注.docx
+++ b/1952.12/1952年12月17日，关于朝鲜战争形势等问题致斯大林电——小楠同志__LLM初注.docx
@@ -1163,18 +1163,33 @@
       </w:r>
     </w:p>
     <w:p>
+      <w:commentRangeStart w:id="0"/>
       <w:r>
         <w:t>1. 【需核】“通川”“梦金浦里半岛”“新南州”“铁山半岛”等地名在朝鲜战争文献中的标准译法。</w:t>
       </w:r>
-    </w:p>
-    <w:p>
+      <w:commentRangeEnd w:id="0"/>
+      <w:r>
+        <w:commentReference w:id="0"/>
+      </w:r>
+    </w:p>
+    <w:p>
+      <w:commentRangeStart w:id="1"/>
       <w:r>
         <w:t>2. 【需核】电报中所列火炮及炮弹型号的具体数字和口径规格。</w:t>
       </w:r>
-    </w:p>
-    <w:p>
+      <w:commentRangeEnd w:id="1"/>
+      <w:r>
+        <w:commentReference w:id="1"/>
+      </w:r>
+    </w:p>
+    <w:p>
+      <w:commentRangeStart w:id="2"/>
       <w:r>
         <w:t>3. 【需核】“汉川”具体位置待核——该地名在朝鲜西海岸的具体坐标和今名。</w:t>
+      </w:r>
+      <w:commentRangeEnd w:id="2"/>
+      <w:r>
+        <w:commentReference w:id="2"/>
       </w:r>
     </w:p>
     <w:sectPr>
@@ -1190,6 +1205,32 @@
     </w:sectPr>
   </w:body>
 </w:document>
+</file>
+
+<file path=word/comments.xml><?xml version="1.0" encoding="utf-8"?>
+<w:comments xmlns:w="http://schemas.openxmlformats.org/wordprocessingml/2006/main">
+  <w:comment w:id="0" w:author="LLM初注待核" w:date="2026-07-05T15:07:26Z">
+    <w:p>
+      <w:r>
+        <w:t>【需核】“通川”“梦金浦里半岛”“新南州”“铁山半岛”等地名在朝鲜战争文献中的标准译法。</w:t>
+      </w:r>
+    </w:p>
+  </w:comment>
+  <w:comment w:id="1" w:author="LLM初注待核" w:date="2026-07-05T15:07:26Z">
+    <w:p>
+      <w:r>
+        <w:t>【需核】电报中所列火炮及炮弹型号的具体数字和口径规格。</w:t>
+      </w:r>
+    </w:p>
+  </w:comment>
+  <w:comment w:id="2" w:author="LLM初注待核" w:date="2026-07-05T15:07:26Z">
+    <w:p>
+      <w:r>
+        <w:t>【需核】“汉川”具体位置待核——该地名在朝鲜西海岸的具体坐标和今名。</w:t>
+      </w:r>
+    </w:p>
+  </w:comment>
+</w:comments>
 </file>
 
 <file path=word/footer1.xml><?xml version="1.0" encoding="utf-8"?>

--- a/1952.12/1952年12月17日，关于朝鲜战争形势等问题致斯大林电——小楠同志__LLM初注.docx
+++ b/1952.12/1952年12月17日，关于朝鲜战争形势等问题致斯大林电——小楠同志__LLM初注.docx
@@ -1169,6 +1169,9 @@
       </w:r>
       <w:commentRangeEnd w:id="0"/>
       <w:r>
+        <w:rPr>
+          <w:rStyle w:val="CommentReference"/>
+        </w:rPr>
         <w:commentReference w:id="0"/>
       </w:r>
     </w:p>
@@ -1179,6 +1182,9 @@
       </w:r>
       <w:commentRangeEnd w:id="1"/>
       <w:r>
+        <w:rPr>
+          <w:rStyle w:val="CommentReference"/>
+        </w:rPr>
         <w:commentReference w:id="1"/>
       </w:r>
     </w:p>
@@ -1189,6 +1195,9 @@
       </w:r>
       <w:commentRangeEnd w:id="2"/>
       <w:r>
+        <w:rPr>
+          <w:rStyle w:val="CommentReference"/>
+        </w:rPr>
         <w:commentReference w:id="2"/>
       </w:r>
     </w:p>
@@ -1211,6 +1220,9 @@
 <w:comments xmlns:w="http://schemas.openxmlformats.org/wordprocessingml/2006/main">
   <w:comment w:id="0" w:author="LLM初注待核" w:date="2026-07-05T15:07:26Z">
     <w:p>
+      <w:pPr>
+        <w:pStyle w:val="CommentText"/>
+      </w:pPr>
       <w:r>
         <w:t>【需核】“通川”“梦金浦里半岛”“新南州”“铁山半岛”等地名在朝鲜战争文献中的标准译法。</w:t>
       </w:r>
@@ -1218,6 +1230,9 @@
   </w:comment>
   <w:comment w:id="1" w:author="LLM初注待核" w:date="2026-07-05T15:07:26Z">
     <w:p>
+      <w:pPr>
+        <w:pStyle w:val="CommentText"/>
+      </w:pPr>
       <w:r>
         <w:t>【需核】电报中所列火炮及炮弹型号的具体数字和口径规格。</w:t>
       </w:r>
@@ -1225,6 +1240,9 @@
   </w:comment>
   <w:comment w:id="2" w:author="LLM初注待核" w:date="2026-07-05T15:07:26Z">
     <w:p>
+      <w:pPr>
+        <w:pStyle w:val="CommentText"/>
+      </w:pPr>
       <w:r>
         <w:t>【需核】“汉川”具体位置待核——该地名在朝鲜西海岸的具体坐标和今名。</w:t>
       </w:r>

--- a/1952.12/1952年12月17日，关于朝鲜战争形势等问题致斯大林电——小楠同志__LLM初注.docx
+++ b/1952.12/1952年12月17日，关于朝鲜战争形势等问题致斯大林电——小楠同志__LLM初注.docx
@@ -49,13 +49,16 @@
       </w:r>
       <w:r>
         <w:rPr>
+          <w:rStyle w:val="FootnoteReference"/>
           <w:rFonts w:hint="eastAsia" w:ascii="仿宋" w:hAnsi="仿宋" w:eastAsia="仿宋" w:cs="仿宋"/>
           <w:sz w:val="36"/>
           <w:szCs w:val="36"/>
           <w:vertAlign w:val="superscript"/>
           <w:lang w:val="en-US" w:eastAsia="zh-CN"/>
         </w:rPr>
+        <w:t>[</w:t>
         <w:footnoteReference w:id="0"/>
+        <w:t>]</w:t>
       </w:r>
       <w:r>
         <w:rPr>
@@ -171,21 +174,35 @@
       <w:r>
         <w:rPr>
           <w:rStyle w:val="FootnoteReference"/>
-        </w:rPr>
+          <w:vertAlign w:val="superscript"/>
+        </w:rPr>
+        <w:t>[</w:t>
         <w:footnoteReference w:id="4"/>
-      </w:r>
-      <w:r>
-        <w:rPr/>
+        <w:t>]</w:t>
+      </w:r>
+      <w:r>
+        <w:rPr>
+          <w:rFonts w:hint="eastAsia" w:ascii="仿宋" w:hAnsi="仿宋" w:eastAsia="仿宋"/>
+          <w:sz w:val="32"/>
+          <w:szCs w:val="32"/>
+        </w:rPr>
         <w:t>正在准备其上台掌权后将要采取的军事行动。仅仅根据在朝鲜的军事行动，可以预计敌人将有可能在我后方西海岸和东海岸一带发动登陆作战，而不大可能对前线的我方阵地前沿和后方较坚固的工事发动进攻。所有的迹象表明，敌方当前正加紧训练和加强李承晚</w:t>
       </w:r>
       <w:r>
         <w:rPr>
           <w:rStyle w:val="FootnoteReference"/>
-        </w:rPr>
+          <w:vertAlign w:val="superscript"/>
+        </w:rPr>
+        <w:t>[</w:t>
         <w:footnoteReference w:id="5"/>
-      </w:r>
-      <w:r>
-        <w:rPr/>
+        <w:t>]</w:t>
+      </w:r>
+      <w:r>
+        <w:rPr>
+          <w:rFonts w:hint="eastAsia" w:ascii="仿宋" w:hAnsi="仿宋" w:eastAsia="仿宋"/>
+          <w:sz w:val="32"/>
+          <w:szCs w:val="32"/>
+        </w:rPr>
         <w:t xml:space="preserve">的傀儡军队，敌海军部队在北朝鲜水域不停地进行演习，敌方间谍亦积极地在西海岸和东海岸一带搜集情报。</w:t>
       </w:r>
     </w:p>
@@ -224,81 +241,137 @@
       <w:r>
         <w:rPr>
           <w:rStyle w:val="FootnoteReference"/>
-        </w:rPr>
+          <w:vertAlign w:val="superscript"/>
+        </w:rPr>
+        <w:t>[</w:t>
         <w:footnoteReference w:id="6"/>
-      </w:r>
-      <w:r>
-        <w:rPr/>
+        <w:t>]</w:t>
+      </w:r>
+      <w:r>
+        <w:rPr>
+          <w:rFonts w:hint="eastAsia" w:ascii="仿宋" w:hAnsi="仿宋" w:eastAsia="仿宋"/>
+          <w:sz w:val="32"/>
+          <w:szCs w:val="32"/>
+        </w:rPr>
         <w:t>地区和西海岸的瓮津半岛</w:t>
       </w:r>
       <w:r>
         <w:rPr>
           <w:rStyle w:val="FootnoteReference"/>
-        </w:rPr>
+          <w:vertAlign w:val="superscript"/>
+        </w:rPr>
+        <w:t>[</w:t>
         <w:footnoteReference w:id="7"/>
-      </w:r>
-      <w:r>
-        <w:rPr/>
+        <w:t>]</w:t>
+      </w:r>
+      <w:r>
+        <w:rPr>
+          <w:rFonts w:hint="eastAsia" w:ascii="仿宋" w:hAnsi="仿宋" w:eastAsia="仿宋"/>
+          <w:sz w:val="32"/>
+          <w:szCs w:val="32"/>
+        </w:rPr>
         <w:t>和梦金浦里半岛</w:t>
       </w:r>
       <w:r>
         <w:rPr>
           <w:rStyle w:val="FootnoteReference"/>
-        </w:rPr>
+          <w:vertAlign w:val="superscript"/>
+        </w:rPr>
+        <w:t>[</w:t>
         <w:footnoteReference w:id="8"/>
-      </w:r>
-      <w:r>
-        <w:rPr/>
+        <w:t>]</w:t>
+      </w:r>
+      <w:r>
+        <w:rPr>
+          <w:rFonts w:hint="eastAsia" w:ascii="仿宋" w:hAnsi="仿宋" w:eastAsia="仿宋"/>
+          <w:sz w:val="32"/>
+          <w:szCs w:val="32"/>
+        </w:rPr>
         <w:t>。对空降兵登陆具有战略意义的登陆地点可能在东海岸的元山</w:t>
       </w:r>
       <w:r>
         <w:rPr>
           <w:rStyle w:val="FootnoteReference"/>
-        </w:rPr>
+          <w:vertAlign w:val="superscript"/>
+        </w:rPr>
+        <w:t>[</w:t>
         <w:footnoteReference w:id="9"/>
-      </w:r>
-      <w:r>
-        <w:rPr/>
+        <w:t>]</w:t>
+      </w:r>
+      <w:r>
+        <w:rPr>
+          <w:rFonts w:hint="eastAsia" w:ascii="仿宋" w:hAnsi="仿宋" w:eastAsia="仿宋"/>
+          <w:sz w:val="32"/>
+          <w:szCs w:val="32"/>
+        </w:rPr>
         <w:t>、咸兴</w:t>
       </w:r>
       <w:r>
         <w:rPr>
           <w:rStyle w:val="FootnoteReference"/>
-        </w:rPr>
+          <w:vertAlign w:val="superscript"/>
+        </w:rPr>
+        <w:t>[</w:t>
         <w:footnoteReference w:id="10"/>
-      </w:r>
-      <w:r>
-        <w:rPr/>
+        <w:t>]</w:t>
+      </w:r>
+      <w:r>
+        <w:rPr>
+          <w:rFonts w:hint="eastAsia" w:ascii="仿宋" w:hAnsi="仿宋" w:eastAsia="仿宋"/>
+          <w:sz w:val="32"/>
+          <w:szCs w:val="32"/>
+        </w:rPr>
         <w:t>、镇南浦</w:t>
       </w:r>
       <w:r>
         <w:rPr>
           <w:rStyle w:val="FootnoteReference"/>
-        </w:rPr>
+          <w:vertAlign w:val="superscript"/>
+        </w:rPr>
+        <w:t>[</w:t>
         <w:footnoteReference w:id="11"/>
-      </w:r>
-      <w:r>
-        <w:rPr/>
+        <w:t>]</w:t>
+      </w:r>
+      <w:r>
+        <w:rPr>
+          <w:rFonts w:hint="eastAsia" w:ascii="仿宋" w:hAnsi="仿宋" w:eastAsia="仿宋"/>
+          <w:sz w:val="32"/>
+          <w:szCs w:val="32"/>
+        </w:rPr>
         <w:t>地区和西海岸的新南州</w:t>
       </w:r>
       <w:r>
         <w:rPr>
           <w:rStyle w:val="FootnoteReference"/>
-        </w:rPr>
+          <w:vertAlign w:val="superscript"/>
+        </w:rPr>
+        <w:t>[</w:t>
         <w:footnoteReference w:id="12"/>
-      </w:r>
-      <w:r>
-        <w:rPr/>
+        <w:t>]</w:t>
+      </w:r>
+      <w:r>
+        <w:rPr>
+          <w:rFonts w:hint="eastAsia" w:ascii="仿宋" w:hAnsi="仿宋" w:eastAsia="仿宋"/>
+          <w:sz w:val="32"/>
+          <w:szCs w:val="32"/>
+        </w:rPr>
         <w:t>地区和铁山半岛</w:t>
       </w:r>
       <w:r>
         <w:rPr>
           <w:rStyle w:val="FootnoteReference"/>
-        </w:rPr>
+          <w:vertAlign w:val="superscript"/>
+        </w:rPr>
+        <w:t>[</w:t>
         <w:footnoteReference w:id="13"/>
-      </w:r>
-      <w:r>
-        <w:rPr/>
+        <w:t>]</w:t>
+      </w:r>
+      <w:r>
+        <w:rPr>
+          <w:rFonts w:hint="eastAsia" w:ascii="仿宋" w:hAnsi="仿宋" w:eastAsia="仿宋"/>
+          <w:sz w:val="32"/>
+          <w:szCs w:val="32"/>
+        </w:rPr>
         <w:t xml:space="preserve">。在西海岸地区的战略性登陆对于我们有更大的威肋，因为我们的主要运输线路通过这些地区。</w:t>
       </w:r>
     </w:p>
@@ -337,21 +410,35 @@
       <w:r>
         <w:rPr>
           <w:rStyle w:val="FootnoteReference"/>
-        </w:rPr>
+          <w:vertAlign w:val="superscript"/>
+        </w:rPr>
+        <w:t>[</w:t>
         <w:footnoteReference w:id="14"/>
-      </w:r>
-      <w:r>
-        <w:rPr/>
+        <w:t>]</w:t>
+      </w:r>
+      <w:r>
+        <w:rPr>
+          <w:rFonts w:hint="eastAsia" w:ascii="仿宋" w:hAnsi="仿宋" w:eastAsia="仿宋"/>
+          <w:sz w:val="32"/>
+          <w:szCs w:val="32"/>
+        </w:rPr>
         <w:t>地区的军用机场；让盘踞台湾的蒋介石军队在中国沿海地区搞军事活动；援助在缅甸领土上的中国李弥</w:t>
       </w:r>
       <w:r>
         <w:rPr>
           <w:rStyle w:val="FootnoteReference"/>
-        </w:rPr>
+          <w:vertAlign w:val="superscript"/>
+        </w:rPr>
+        <w:t>[</w:t>
         <w:footnoteReference w:id="15"/>
-      </w:r>
-      <w:r>
-        <w:rPr/>
+        <w:t>]</w:t>
+      </w:r>
+      <w:r>
+        <w:rPr>
+          <w:rFonts w:hint="eastAsia" w:ascii="仿宋" w:hAnsi="仿宋" w:eastAsia="仿宋"/>
+          <w:sz w:val="32"/>
+          <w:szCs w:val="32"/>
+        </w:rPr>
         <w:t xml:space="preserve">匪帮军队以加剧中国边境的军事行动。然而，朝鲜战争仍然是关键问题所在。如果我们成功地捍卫住在朝鲜我军后方的东海岸和西海岸，破坏敌方登陆计划和战场上的战术性协同进攻，使敌方有生力量遭到更大损失，那么朝鲜的军事形势将会更加稳定并将朝着更有利于我们的方向发展。</w:t>
       </w:r>
     </w:p>
@@ -423,21 +510,35 @@
       <w:r>
         <w:rPr>
           <w:rStyle w:val="FootnoteReference"/>
-        </w:rPr>
+          <w:vertAlign w:val="superscript"/>
+        </w:rPr>
+        <w:t>[</w:t>
         <w:footnoteReference w:id="16"/>
-      </w:r>
-      <w:r>
-        <w:rPr/>
+        <w:t>]</w:t>
+      </w:r>
+      <w:r>
+        <w:rPr>
+          <w:rFonts w:hint="eastAsia" w:ascii="仿宋" w:hAnsi="仿宋" w:eastAsia="仿宋"/>
+          <w:sz w:val="32"/>
+          <w:szCs w:val="32"/>
+        </w:rPr>
         <w:t>以北4公里的约占3平方多公里面积的两处据点。这场战役一直持续到11月末，敌人被毙伤达20000多人，敌人每日消耗炮弹20000多发，有时多达30万发。坦克和飞机每日都参加战斗。然而，最后阵地仍在我方手中，而敌人未能占领一寸土地。由于进行如此激烈的阵地战，我军和敌军的炮火都十分集中。为了消灭敌人的一个连，平均要集中30门火炮，发射约10000多发炮弹。在最近3个月时间里，我们消耗了240多万发炮弹（其中有110万发是苏联型号的），其中迫击炮弹占的比重较大。苏联型号的炮弹（如152毫米榴弹炮弹、122毫米榴弹炮弹、76.2毫米炮弹、85毫米高射炮炮弹、37毫米高射炮弹、“卡秋莎</w:t>
       </w:r>
       <w:r>
         <w:rPr>
           <w:rStyle w:val="FootnoteReference"/>
-        </w:rPr>
+          <w:vertAlign w:val="superscript"/>
+        </w:rPr>
+        <w:t>[</w:t>
         <w:footnoteReference w:id="17"/>
-      </w:r>
-      <w:r>
-        <w:rPr/>
+        <w:t>]</w:t>
+      </w:r>
+      <w:r>
+        <w:rPr>
+          <w:rFonts w:hint="eastAsia" w:ascii="仿宋" w:hAnsi="仿宋" w:eastAsia="仿宋"/>
+          <w:sz w:val="32"/>
+          <w:szCs w:val="32"/>
+        </w:rPr>
         <w:t xml:space="preserve">”火箭炮弹以及122毫米、85毫米、762毫米坦克炮弹）起了极大的作用。</w:t>
       </w:r>
     </w:p>
@@ -740,21 +841,35 @@
       <w:r>
         <w:rPr>
           <w:rStyle w:val="FootnoteReference"/>
-        </w:rPr>
+          <w:vertAlign w:val="superscript"/>
+        </w:rPr>
+        <w:t>[</w:t>
         <w:footnoteReference w:id="18"/>
-      </w:r>
-      <w:r>
-        <w:rPr/>
+        <w:t>]</w:t>
+      </w:r>
+      <w:r>
+        <w:rPr>
+          <w:rFonts w:hint="eastAsia" w:ascii="仿宋" w:hAnsi="仿宋" w:eastAsia="仿宋"/>
+          <w:sz w:val="32"/>
+          <w:szCs w:val="32"/>
+        </w:rPr>
         <w:t>同志，第二份申请单已由目前正在莫斯科的外贸部长叶季壮</w:t>
       </w:r>
       <w:r>
         <w:rPr>
           <w:rStyle w:val="FootnoteReference"/>
-        </w:rPr>
+          <w:vertAlign w:val="superscript"/>
+        </w:rPr>
+        <w:t>[</w:t>
         <w:footnoteReference w:id="19"/>
-      </w:r>
-      <w:r>
-        <w:rPr/>
+        <w:t>]</w:t>
+      </w:r>
+      <w:r>
+        <w:rPr>
+          <w:rFonts w:hint="eastAsia" w:ascii="仿宋" w:hAnsi="仿宋" w:eastAsia="仿宋"/>
+          <w:sz w:val="32"/>
+          <w:szCs w:val="32"/>
+        </w:rPr>
         <w:t xml:space="preserve">同志提交给苏联外贸部。</w:t>
       </w:r>
     </w:p>

--- a/1952.12/1952年12月17日，关于朝鲜战争形势等问题致斯大林电——小楠同志__LLM初注.docx
+++ b/1952.12/1952年12月17日，关于朝鲜战争形势等问题致斯大林电——小楠同志__LLM初注.docx
@@ -39,36 +39,19 @@
       </w:r>
       <w:r>
         <w:rPr>
-          <w:rFonts w:hint="eastAsia" w:ascii="仿宋" w:hAnsi="仿宋" w:eastAsia="仿宋" w:cs="仿宋"/>
-          <w:sz w:val="36"/>
-          <w:szCs w:val="36"/>
-          <w:vertAlign w:val="superscript"/>
-          <w:lang w:val="en-US" w:eastAsia="zh-CN"/>
-        </w:rPr>
-        <w:t>[</w:t>
-      </w:r>
-      <w:r>
-        <w:rPr>
-          <w:rStyle w:val="FootnoteReference"/>
-          <w:rFonts w:hint="eastAsia" w:ascii="仿宋" w:hAnsi="仿宋" w:eastAsia="仿宋" w:cs="仿宋"/>
-          <w:sz w:val="36"/>
-          <w:szCs w:val="36"/>
-          <w:vertAlign w:val="superscript"/>
-          <w:lang w:val="en-US" w:eastAsia="zh-CN"/>
-        </w:rPr>
-        <w:t>[</w:t>
+          <w:rStyle w:val="FootnoteReference"/>
+          <w:vertAlign w:val="superscript"/>
+        </w:rPr>
+        <w:t>[1]</w:t>
+      </w:r>
+      <w:r>
+        <w:rPr>
+          <w:rStyle w:val="FootnoteReference"/>
+          <w:vertAlign w:val="superscript"/>
+          <w:vanish/>
+          <w:specVanish/>
+        </w:rPr>
         <w:footnoteReference w:id="0"/>
-        <w:t>]</w:t>
-      </w:r>
-      <w:r>
-        <w:rPr>
-          <w:rFonts w:hint="eastAsia" w:ascii="仿宋" w:hAnsi="仿宋" w:eastAsia="仿宋" w:cs="仿宋"/>
-          <w:sz w:val="36"/>
-          <w:szCs w:val="36"/>
-          <w:vertAlign w:val="superscript"/>
-          <w:lang w:val="en-US" w:eastAsia="zh-CN"/>
-        </w:rPr>
-        <w:t>]</w:t>
       </w:r>
     </w:p>
     <w:p>
@@ -176,9 +159,16 @@
           <w:rStyle w:val="FootnoteReference"/>
           <w:vertAlign w:val="superscript"/>
         </w:rPr>
-        <w:t>[</w:t>
+        <w:t>[2]</w:t>
+      </w:r>
+      <w:r>
+        <w:rPr>
+          <w:rStyle w:val="FootnoteReference"/>
+          <w:vertAlign w:val="superscript"/>
+          <w:vanish/>
+          <w:specVanish/>
+        </w:rPr>
         <w:footnoteReference w:id="4"/>
-        <w:t>]</w:t>
       </w:r>
       <w:r>
         <w:rPr>
@@ -193,9 +183,16 @@
           <w:rStyle w:val="FootnoteReference"/>
           <w:vertAlign w:val="superscript"/>
         </w:rPr>
-        <w:t>[</w:t>
+        <w:t>[3]</w:t>
+      </w:r>
+      <w:r>
+        <w:rPr>
+          <w:rStyle w:val="FootnoteReference"/>
+          <w:vertAlign w:val="superscript"/>
+          <w:vanish/>
+          <w:specVanish/>
+        </w:rPr>
         <w:footnoteReference w:id="5"/>
-        <w:t>]</w:t>
       </w:r>
       <w:r>
         <w:rPr>
@@ -243,9 +240,16 @@
           <w:rStyle w:val="FootnoteReference"/>
           <w:vertAlign w:val="superscript"/>
         </w:rPr>
-        <w:t>[</w:t>
+        <w:t>[4]</w:t>
+      </w:r>
+      <w:r>
+        <w:rPr>
+          <w:rStyle w:val="FootnoteReference"/>
+          <w:vertAlign w:val="superscript"/>
+          <w:vanish/>
+          <w:specVanish/>
+        </w:rPr>
         <w:footnoteReference w:id="6"/>
-        <w:t>]</w:t>
       </w:r>
       <w:r>
         <w:rPr>
@@ -260,9 +264,16 @@
           <w:rStyle w:val="FootnoteReference"/>
           <w:vertAlign w:val="superscript"/>
         </w:rPr>
-        <w:t>[</w:t>
+        <w:t>[5]</w:t>
+      </w:r>
+      <w:r>
+        <w:rPr>
+          <w:rStyle w:val="FootnoteReference"/>
+          <w:vertAlign w:val="superscript"/>
+          <w:vanish/>
+          <w:specVanish/>
+        </w:rPr>
         <w:footnoteReference w:id="7"/>
-        <w:t>]</w:t>
       </w:r>
       <w:r>
         <w:rPr>
@@ -277,9 +288,16 @@
           <w:rStyle w:val="FootnoteReference"/>
           <w:vertAlign w:val="superscript"/>
         </w:rPr>
-        <w:t>[</w:t>
+        <w:t>[6]</w:t>
+      </w:r>
+      <w:r>
+        <w:rPr>
+          <w:rStyle w:val="FootnoteReference"/>
+          <w:vertAlign w:val="superscript"/>
+          <w:vanish/>
+          <w:specVanish/>
+        </w:rPr>
         <w:footnoteReference w:id="8"/>
-        <w:t>]</w:t>
       </w:r>
       <w:r>
         <w:rPr>
@@ -294,9 +312,16 @@
           <w:rStyle w:val="FootnoteReference"/>
           <w:vertAlign w:val="superscript"/>
         </w:rPr>
-        <w:t>[</w:t>
+        <w:t>[7]</w:t>
+      </w:r>
+      <w:r>
+        <w:rPr>
+          <w:rStyle w:val="FootnoteReference"/>
+          <w:vertAlign w:val="superscript"/>
+          <w:vanish/>
+          <w:specVanish/>
+        </w:rPr>
         <w:footnoteReference w:id="9"/>
-        <w:t>]</w:t>
       </w:r>
       <w:r>
         <w:rPr>
@@ -311,9 +336,16 @@
           <w:rStyle w:val="FootnoteReference"/>
           <w:vertAlign w:val="superscript"/>
         </w:rPr>
-        <w:t>[</w:t>
+        <w:t>[8]</w:t>
+      </w:r>
+      <w:r>
+        <w:rPr>
+          <w:rStyle w:val="FootnoteReference"/>
+          <w:vertAlign w:val="superscript"/>
+          <w:vanish/>
+          <w:specVanish/>
+        </w:rPr>
         <w:footnoteReference w:id="10"/>
-        <w:t>]</w:t>
       </w:r>
       <w:r>
         <w:rPr>
@@ -328,9 +360,16 @@
           <w:rStyle w:val="FootnoteReference"/>
           <w:vertAlign w:val="superscript"/>
         </w:rPr>
-        <w:t>[</w:t>
+        <w:t>[9]</w:t>
+      </w:r>
+      <w:r>
+        <w:rPr>
+          <w:rStyle w:val="FootnoteReference"/>
+          <w:vertAlign w:val="superscript"/>
+          <w:vanish/>
+          <w:specVanish/>
+        </w:rPr>
         <w:footnoteReference w:id="11"/>
-        <w:t>]</w:t>
       </w:r>
       <w:r>
         <w:rPr>
@@ -345,9 +384,16 @@
           <w:rStyle w:val="FootnoteReference"/>
           <w:vertAlign w:val="superscript"/>
         </w:rPr>
-        <w:t>[</w:t>
+        <w:t>[10]</w:t>
+      </w:r>
+      <w:r>
+        <w:rPr>
+          <w:rStyle w:val="FootnoteReference"/>
+          <w:vertAlign w:val="superscript"/>
+          <w:vanish/>
+          <w:specVanish/>
+        </w:rPr>
         <w:footnoteReference w:id="12"/>
-        <w:t>]</w:t>
       </w:r>
       <w:r>
         <w:rPr>
@@ -362,9 +408,16 @@
           <w:rStyle w:val="FootnoteReference"/>
           <w:vertAlign w:val="superscript"/>
         </w:rPr>
-        <w:t>[</w:t>
+        <w:t>[11]</w:t>
+      </w:r>
+      <w:r>
+        <w:rPr>
+          <w:rStyle w:val="FootnoteReference"/>
+          <w:vertAlign w:val="superscript"/>
+          <w:vanish/>
+          <w:specVanish/>
+        </w:rPr>
         <w:footnoteReference w:id="13"/>
-        <w:t>]</w:t>
       </w:r>
       <w:r>
         <w:rPr>
@@ -412,9 +465,16 @@
           <w:rStyle w:val="FootnoteReference"/>
           <w:vertAlign w:val="superscript"/>
         </w:rPr>
-        <w:t>[</w:t>
+        <w:t>[12]</w:t>
+      </w:r>
+      <w:r>
+        <w:rPr>
+          <w:rStyle w:val="FootnoteReference"/>
+          <w:vertAlign w:val="superscript"/>
+          <w:vanish/>
+          <w:specVanish/>
+        </w:rPr>
         <w:footnoteReference w:id="14"/>
-        <w:t>]</w:t>
       </w:r>
       <w:r>
         <w:rPr>
@@ -429,9 +489,16 @@
           <w:rStyle w:val="FootnoteReference"/>
           <w:vertAlign w:val="superscript"/>
         </w:rPr>
-        <w:t>[</w:t>
+        <w:t>[13]</w:t>
+      </w:r>
+      <w:r>
+        <w:rPr>
+          <w:rStyle w:val="FootnoteReference"/>
+          <w:vertAlign w:val="superscript"/>
+          <w:vanish/>
+          <w:specVanish/>
+        </w:rPr>
         <w:footnoteReference w:id="15"/>
-        <w:t>]</w:t>
       </w:r>
       <w:r>
         <w:rPr>
@@ -512,9 +579,16 @@
           <w:rStyle w:val="FootnoteReference"/>
           <w:vertAlign w:val="superscript"/>
         </w:rPr>
-        <w:t>[</w:t>
+        <w:t>[14]</w:t>
+      </w:r>
+      <w:r>
+        <w:rPr>
+          <w:rStyle w:val="FootnoteReference"/>
+          <w:vertAlign w:val="superscript"/>
+          <w:vanish/>
+          <w:specVanish/>
+        </w:rPr>
         <w:footnoteReference w:id="16"/>
-        <w:t>]</w:t>
       </w:r>
       <w:r>
         <w:rPr>
@@ -529,9 +603,16 @@
           <w:rStyle w:val="FootnoteReference"/>
           <w:vertAlign w:val="superscript"/>
         </w:rPr>
-        <w:t>[</w:t>
+        <w:t>[15]</w:t>
+      </w:r>
+      <w:r>
+        <w:rPr>
+          <w:rStyle w:val="FootnoteReference"/>
+          <w:vertAlign w:val="superscript"/>
+          <w:vanish/>
+          <w:specVanish/>
+        </w:rPr>
         <w:footnoteReference w:id="17"/>
-        <w:t>]</w:t>
       </w:r>
       <w:r>
         <w:rPr>
@@ -843,9 +924,16 @@
           <w:rStyle w:val="FootnoteReference"/>
           <w:vertAlign w:val="superscript"/>
         </w:rPr>
-        <w:t>[</w:t>
+        <w:t>[16]</w:t>
+      </w:r>
+      <w:r>
+        <w:rPr>
+          <w:rStyle w:val="FootnoteReference"/>
+          <w:vertAlign w:val="superscript"/>
+          <w:vanish/>
+          <w:specVanish/>
+        </w:rPr>
         <w:footnoteReference w:id="18"/>
-        <w:t>]</w:t>
       </w:r>
       <w:r>
         <w:rPr>
@@ -860,9 +948,16 @@
           <w:rStyle w:val="FootnoteReference"/>
           <w:vertAlign w:val="superscript"/>
         </w:rPr>
-        <w:t>[</w:t>
+        <w:t>[17]</w:t>
+      </w:r>
+      <w:r>
+        <w:rPr>
+          <w:rStyle w:val="FootnoteReference"/>
+          <w:vertAlign w:val="superscript"/>
+          <w:vanish/>
+          <w:specVanish/>
+        </w:rPr>
         <w:footnoteReference w:id="19"/>
-        <w:t>]</w:t>
       </w:r>
       <w:r>
         <w:rPr>
@@ -1497,33 +1592,19 @@
       </w:pPr>
       <w:r>
         <w:rPr>
+          <w:rStyle w:val="FootnoteReference"/>
+        </w:rPr>
+        <w:t>[1]</w:t>
+      </w:r>
+      <w:r>
+        <w:rPr>
           <w:rFonts w:hint="eastAsia" w:asciiTheme="minorEastAsia" w:hAnsiTheme="minorEastAsia" w:cstheme="minorBidi"/>
           <w:kern w:val="2"/>
           <w:sz w:val="21"/>
           <w:szCs w:val="21"/>
           <w:lang w:val="en-US" w:eastAsia="zh-CN" w:bidi="ar-SA"/>
         </w:rPr>
-        <w:t>[</w:t>
-      </w:r>
-      <w:r>
-        <w:rPr>
-          <w:rFonts w:hint="eastAsia" w:asciiTheme="minorEastAsia" w:hAnsiTheme="minorEastAsia" w:cstheme="minorBidi"/>
-          <w:kern w:val="2"/>
-          <w:sz w:val="21"/>
-          <w:szCs w:val="21"/>
-          <w:lang w:val="en-US" w:eastAsia="zh-CN" w:bidi="ar-SA"/>
-        </w:rPr>
-        <w:footnoteRef/>
-      </w:r>
-      <w:r>
-        <w:rPr>
-          <w:rFonts w:hint="eastAsia" w:asciiTheme="minorEastAsia" w:hAnsiTheme="minorEastAsia" w:cstheme="minorBidi"/>
-          <w:kern w:val="2"/>
-          <w:sz w:val="21"/>
-          <w:szCs w:val="21"/>
-          <w:lang w:val="en-US" w:eastAsia="zh-CN" w:bidi="ar-SA"/>
-        </w:rPr>
-        <w:t>]关于本文的真实性及时间还存在争议，《毛泽东年谱》中并未记载。本文是根据东方直心同志编著的《毛泽东大传》（2021年终极版）第六卷，第2150</w:t>
+        <w:t>关于本文的真实性及时间还存在争议，《毛泽东年谱》中并未记载。本文是根据东方直心同志编著的《毛泽东大传》（2021年终极版）第六卷，第2150</w:t>
       </w:r>
       <w:bookmarkStart w:id="0" w:name="_GoBack"/>
       <w:bookmarkEnd w:id="0"/>
@@ -1552,13 +1633,9 @@
       </w:pPr>
       <w:r>
         <w:rPr>
-          <w:rFonts w:asciiTheme="minorEastAsia" w:hAnsiTheme="minorEastAsia" w:eastAsiaTheme="minorEastAsia" w:cstheme="minorBidi"/>
-          <w:kern w:val="2"/>
-          <w:sz w:val="21"/>
-          <w:szCs w:val="21"/>
-          <w:lang w:val="en-US" w:eastAsia="zh-CN" w:bidi="ar-SA"/>
-        </w:rPr>
-        <w:footnoteRef/>
+          <w:rStyle w:val="FootnoteReference"/>
+        </w:rPr>
+        <w:t>[2]</w:t>
       </w:r>
       <w:r>
         <w:rPr>
@@ -1585,13 +1662,9 @@
       </w:pPr>
       <w:r>
         <w:rPr>
-          <w:rFonts w:asciiTheme="minorEastAsia" w:hAnsiTheme="minorEastAsia" w:eastAsiaTheme="minorEastAsia" w:cstheme="minorBidi"/>
-          <w:kern w:val="2"/>
-          <w:sz w:val="21"/>
-          <w:szCs w:val="21"/>
-          <w:lang w:val="en-US" w:eastAsia="zh-CN" w:bidi="ar-SA"/>
-        </w:rPr>
-        <w:footnoteRef/>
+          <w:rStyle w:val="FootnoteReference"/>
+        </w:rPr>
+        <w:t>[3]</w:t>
       </w:r>
       <w:r>
         <w:rPr>
@@ -1618,13 +1691,9 @@
       </w:pPr>
       <w:r>
         <w:rPr>
-          <w:rFonts w:asciiTheme="minorEastAsia" w:hAnsiTheme="minorEastAsia" w:eastAsiaTheme="minorEastAsia" w:cstheme="minorBidi"/>
-          <w:kern w:val="2"/>
-          <w:sz w:val="21"/>
-          <w:szCs w:val="21"/>
-          <w:lang w:val="en-US" w:eastAsia="zh-CN" w:bidi="ar-SA"/>
-        </w:rPr>
-        <w:footnoteRef/>
+          <w:rStyle w:val="FootnoteReference"/>
+        </w:rPr>
+        <w:t>[4]</w:t>
       </w:r>
       <w:r>
         <w:rPr>
@@ -1651,13 +1720,9 @@
       </w:pPr>
       <w:r>
         <w:rPr>
-          <w:rFonts w:asciiTheme="minorEastAsia" w:hAnsiTheme="minorEastAsia" w:eastAsiaTheme="minorEastAsia" w:cstheme="minorBidi"/>
-          <w:kern w:val="2"/>
-          <w:sz w:val="21"/>
-          <w:szCs w:val="21"/>
-          <w:lang w:val="en-US" w:eastAsia="zh-CN" w:bidi="ar-SA"/>
-        </w:rPr>
-        <w:footnoteRef/>
+          <w:rStyle w:val="FootnoteReference"/>
+        </w:rPr>
+        <w:t>[5]</w:t>
       </w:r>
       <w:r>
         <w:rPr>
@@ -1684,13 +1749,9 @@
       </w:pPr>
       <w:r>
         <w:rPr>
-          <w:rFonts w:asciiTheme="minorEastAsia" w:hAnsiTheme="minorEastAsia" w:eastAsiaTheme="minorEastAsia" w:cstheme="minorBidi"/>
-          <w:kern w:val="2"/>
-          <w:sz w:val="21"/>
-          <w:szCs w:val="21"/>
-          <w:lang w:val="en-US" w:eastAsia="zh-CN" w:bidi="ar-SA"/>
-        </w:rPr>
-        <w:footnoteRef/>
+          <w:rStyle w:val="FootnoteReference"/>
+        </w:rPr>
+        <w:t>[6]</w:t>
       </w:r>
       <w:r>
         <w:rPr>
@@ -1717,13 +1778,9 @@
       </w:pPr>
       <w:r>
         <w:rPr>
-          <w:rFonts w:asciiTheme="minorEastAsia" w:hAnsiTheme="minorEastAsia" w:eastAsiaTheme="minorEastAsia" w:cstheme="minorBidi"/>
-          <w:kern w:val="2"/>
-          <w:sz w:val="21"/>
-          <w:szCs w:val="21"/>
-          <w:lang w:val="en-US" w:eastAsia="zh-CN" w:bidi="ar-SA"/>
-        </w:rPr>
-        <w:footnoteRef/>
+          <w:rStyle w:val="FootnoteReference"/>
+        </w:rPr>
+        <w:t>[7]</w:t>
       </w:r>
       <w:r>
         <w:rPr>
@@ -1750,13 +1807,9 @@
       </w:pPr>
       <w:r>
         <w:rPr>
-          <w:rFonts w:asciiTheme="minorEastAsia" w:hAnsiTheme="minorEastAsia" w:eastAsiaTheme="minorEastAsia" w:cstheme="minorBidi"/>
-          <w:kern w:val="2"/>
-          <w:sz w:val="21"/>
-          <w:szCs w:val="21"/>
-          <w:lang w:val="en-US" w:eastAsia="zh-CN" w:bidi="ar-SA"/>
-        </w:rPr>
-        <w:footnoteRef/>
+          <w:rStyle w:val="FootnoteReference"/>
+        </w:rPr>
+        <w:t>[8]</w:t>
       </w:r>
       <w:r>
         <w:rPr>
@@ -1783,13 +1836,9 @@
       </w:pPr>
       <w:r>
         <w:rPr>
-          <w:rFonts w:asciiTheme="minorEastAsia" w:hAnsiTheme="minorEastAsia" w:eastAsiaTheme="minorEastAsia" w:cstheme="minorBidi"/>
-          <w:kern w:val="2"/>
-          <w:sz w:val="21"/>
-          <w:szCs w:val="21"/>
-          <w:lang w:val="en-US" w:eastAsia="zh-CN" w:bidi="ar-SA"/>
-        </w:rPr>
-        <w:footnoteRef/>
+          <w:rStyle w:val="FootnoteReference"/>
+        </w:rPr>
+        <w:t>[9]</w:t>
       </w:r>
       <w:r>
         <w:rPr>
@@ -1816,13 +1865,9 @@
       </w:pPr>
       <w:r>
         <w:rPr>
-          <w:rFonts w:asciiTheme="minorEastAsia" w:hAnsiTheme="minorEastAsia" w:eastAsiaTheme="minorEastAsia" w:cstheme="minorBidi"/>
-          <w:kern w:val="2"/>
-          <w:sz w:val="21"/>
-          <w:szCs w:val="21"/>
-          <w:lang w:val="en-US" w:eastAsia="zh-CN" w:bidi="ar-SA"/>
-        </w:rPr>
-        <w:footnoteRef/>
+          <w:rStyle w:val="FootnoteReference"/>
+        </w:rPr>
+        <w:t>[10]</w:t>
       </w:r>
       <w:r>
         <w:rPr>
@@ -1849,13 +1894,9 @@
       </w:pPr>
       <w:r>
         <w:rPr>
-          <w:rFonts w:asciiTheme="minorEastAsia" w:hAnsiTheme="minorEastAsia" w:eastAsiaTheme="minorEastAsia" w:cstheme="minorBidi"/>
-          <w:kern w:val="2"/>
-          <w:sz w:val="21"/>
-          <w:szCs w:val="21"/>
-          <w:lang w:val="en-US" w:eastAsia="zh-CN" w:bidi="ar-SA"/>
-        </w:rPr>
-        <w:footnoteRef/>
+          <w:rStyle w:val="FootnoteReference"/>
+        </w:rPr>
+        <w:t>[11]</w:t>
       </w:r>
       <w:r>
         <w:rPr>
@@ -1882,13 +1923,9 @@
       </w:pPr>
       <w:r>
         <w:rPr>
-          <w:rFonts w:asciiTheme="minorEastAsia" w:hAnsiTheme="minorEastAsia" w:eastAsiaTheme="minorEastAsia" w:cstheme="minorBidi"/>
-          <w:kern w:val="2"/>
-          <w:sz w:val="21"/>
-          <w:szCs w:val="21"/>
-          <w:lang w:val="en-US" w:eastAsia="zh-CN" w:bidi="ar-SA"/>
-        </w:rPr>
-        <w:footnoteRef/>
+          <w:rStyle w:val="FootnoteReference"/>
+        </w:rPr>
+        <w:t>[12]</w:t>
       </w:r>
       <w:r>
         <w:rPr>
@@ -1915,13 +1952,9 @@
       </w:pPr>
       <w:r>
         <w:rPr>
-          <w:rFonts w:asciiTheme="minorEastAsia" w:hAnsiTheme="minorEastAsia" w:eastAsiaTheme="minorEastAsia" w:cstheme="minorBidi"/>
-          <w:kern w:val="2"/>
-          <w:sz w:val="21"/>
-          <w:szCs w:val="21"/>
-          <w:lang w:val="en-US" w:eastAsia="zh-CN" w:bidi="ar-SA"/>
-        </w:rPr>
-        <w:footnoteRef/>
+          <w:rStyle w:val="FootnoteReference"/>
+        </w:rPr>
+        <w:t>[13]</w:t>
       </w:r>
       <w:r>
         <w:rPr>
@@ -1948,13 +1981,9 @@
       </w:pPr>
       <w:r>
         <w:rPr>
-          <w:rFonts w:asciiTheme="minorEastAsia" w:hAnsiTheme="minorEastAsia" w:eastAsiaTheme="minorEastAsia" w:cstheme="minorBidi"/>
-          <w:kern w:val="2"/>
-          <w:sz w:val="21"/>
-          <w:szCs w:val="21"/>
-          <w:lang w:val="en-US" w:eastAsia="zh-CN" w:bidi="ar-SA"/>
-        </w:rPr>
-        <w:footnoteRef/>
+          <w:rStyle w:val="FootnoteReference"/>
+        </w:rPr>
+        <w:t>[14]</w:t>
       </w:r>
       <w:r>
         <w:rPr>
@@ -1981,13 +2010,9 @@
       </w:pPr>
       <w:r>
         <w:rPr>
-          <w:rFonts w:asciiTheme="minorEastAsia" w:hAnsiTheme="minorEastAsia" w:eastAsiaTheme="minorEastAsia" w:cstheme="minorBidi"/>
-          <w:kern w:val="2"/>
-          <w:sz w:val="21"/>
-          <w:szCs w:val="21"/>
-          <w:lang w:val="en-US" w:eastAsia="zh-CN" w:bidi="ar-SA"/>
-        </w:rPr>
-        <w:footnoteRef/>
+          <w:rStyle w:val="FootnoteReference"/>
+        </w:rPr>
+        <w:t>[15]</w:t>
       </w:r>
       <w:r>
         <w:rPr>
@@ -2014,13 +2039,9 @@
       </w:pPr>
       <w:r>
         <w:rPr>
-          <w:rFonts w:asciiTheme="minorEastAsia" w:hAnsiTheme="minorEastAsia" w:eastAsiaTheme="minorEastAsia" w:cstheme="minorBidi"/>
-          <w:kern w:val="2"/>
-          <w:sz w:val="21"/>
-          <w:szCs w:val="21"/>
-          <w:lang w:val="en-US" w:eastAsia="zh-CN" w:bidi="ar-SA"/>
-        </w:rPr>
-        <w:footnoteRef/>
+          <w:rStyle w:val="FootnoteReference"/>
+        </w:rPr>
+        <w:t>[16]</w:t>
       </w:r>
       <w:r>
         <w:rPr>
@@ -2047,13 +2068,9 @@
       </w:pPr>
       <w:r>
         <w:rPr>
-          <w:rFonts w:asciiTheme="minorEastAsia" w:hAnsiTheme="minorEastAsia" w:eastAsiaTheme="minorEastAsia" w:cstheme="minorBidi"/>
-          <w:kern w:val="2"/>
-          <w:sz w:val="21"/>
-          <w:szCs w:val="21"/>
-          <w:lang w:val="en-US" w:eastAsia="zh-CN" w:bidi="ar-SA"/>
-        </w:rPr>
-        <w:footnoteRef/>
+          <w:rStyle w:val="FootnoteReference"/>
+        </w:rPr>
+        <w:t>[17]</w:t>
       </w:r>
       <w:r>
         <w:rPr>
